--- a/Documentation/Submission Docs/PROG7311 POS System Planning.docx
+++ b/Documentation/Submission Docs/PROG7311 POS System Planning.docx
@@ -262,14 +262,34 @@
                                           <w:szCs w:val="32"/>
                                         </w:rPr>
                                       </w:pPr>
+                                      <w:proofErr w:type="spellStart"/>
                                       <w:r>
                                         <w:rPr>
                                           <w:color w:val="FFFFFF" w:themeColor="background1"/>
                                           <w:sz w:val="32"/>
                                           <w:szCs w:val="32"/>
                                         </w:rPr>
-                                        <w:t>Kaehil Indurjeeth</w:t>
+                                        <w:t>Kaehil</w:t>
                                       </w:r>
+                                      <w:proofErr w:type="spellEnd"/>
+                                      <w:r>
+                                        <w:rPr>
+                                          <w:color w:val="FFFFFF" w:themeColor="background1"/>
+                                          <w:sz w:val="32"/>
+                                          <w:szCs w:val="32"/>
+                                        </w:rPr>
+                                        <w:t xml:space="preserve"> </w:t>
+                                      </w:r>
+                                      <w:proofErr w:type="spellStart"/>
+                                      <w:r>
+                                        <w:rPr>
+                                          <w:color w:val="FFFFFF" w:themeColor="background1"/>
+                                          <w:sz w:val="32"/>
+                                          <w:szCs w:val="32"/>
+                                        </w:rPr>
+                                        <w:t>Indurjeeth</w:t>
+                                      </w:r>
+                                      <w:proofErr w:type="spellEnd"/>
                                     </w:p>
                                   </w:sdtContent>
                                 </w:sdt>
@@ -1245,7 +1265,15 @@
               <w:cnfStyle w:val="000000100000" w:firstRow="0" w:lastRow="0" w:firstColumn="0" w:lastColumn="0" w:oddVBand="0" w:evenVBand="0" w:oddHBand="1" w:evenHBand="0" w:firstRowFirstColumn="0" w:firstRowLastColumn="0" w:lastRowFirstColumn="0" w:lastRowLastColumn="0"/>
             </w:pPr>
             <w:r>
-              <w:t>Hardware integration (Speedpoints)</w:t>
+              <w:t>Hardware integration (</w:t>
+            </w:r>
+            <w:proofErr w:type="spellStart"/>
+            <w:r>
+              <w:t>Speedpoints</w:t>
+            </w:r>
+            <w:proofErr w:type="spellEnd"/>
+            <w:r>
+              <w:t>)</w:t>
             </w:r>
           </w:p>
           <w:p>
@@ -2027,6 +2055,7 @@
           <w:szCs w:val="32"/>
         </w:rPr>
       </w:pPr>
+      <w:proofErr w:type="spellStart"/>
       <w:r>
         <w:rPr>
           <w:b/>
@@ -2034,8 +2063,9 @@
           <w:sz w:val="32"/>
           <w:szCs w:val="32"/>
         </w:rPr>
-        <w:t>Kaehil Indurjeeth</w:t>
-      </w:r>
+        <w:t>Kaehil</w:t>
+      </w:r>
+      <w:proofErr w:type="spellEnd"/>
       <w:r>
         <w:rPr>
           <w:b/>
@@ -2043,6 +2073,26 @@
           <w:sz w:val="32"/>
           <w:szCs w:val="32"/>
         </w:rPr>
+        <w:t xml:space="preserve"> </w:t>
+      </w:r>
+      <w:proofErr w:type="spellStart"/>
+      <w:r>
+        <w:rPr>
+          <w:b/>
+          <w:bCs/>
+          <w:sz w:val="32"/>
+          <w:szCs w:val="32"/>
+        </w:rPr>
+        <w:t>Indurjeeth</w:t>
+      </w:r>
+      <w:proofErr w:type="spellEnd"/>
+      <w:r>
+        <w:rPr>
+          <w:b/>
+          <w:bCs/>
+          <w:sz w:val="32"/>
+          <w:szCs w:val="32"/>
+        </w:rPr>
         <w:t xml:space="preserve"> (ST10438880) – Order Creation Module</w:t>
       </w:r>
     </w:p>
@@ -2392,8 +2442,9 @@
           <w:szCs w:val="32"/>
         </w:rPr>
         <w:lastRenderedPageBreak/>
-        <w:t>Gregory Luyckfasseel</w:t>
-      </w:r>
+        <w:t xml:space="preserve">Gregory </w:t>
+      </w:r>
+      <w:proofErr w:type="spellStart"/>
       <w:r>
         <w:rPr>
           <w:b/>
@@ -2401,8 +2452,9 @@
           <w:sz w:val="32"/>
           <w:szCs w:val="32"/>
         </w:rPr>
-        <w:t xml:space="preserve"> (ST</w:t>
-      </w:r>
+        <w:t>Luyckfasseel</w:t>
+      </w:r>
+      <w:proofErr w:type="spellEnd"/>
       <w:r>
         <w:rPr>
           <w:b/>
@@ -2410,7 +2462,7 @@
           <w:sz w:val="32"/>
           <w:szCs w:val="32"/>
         </w:rPr>
-        <w:t>10441344</w:t>
+        <w:t xml:space="preserve"> (ST</w:t>
       </w:r>
       <w:r>
         <w:rPr>
@@ -2419,6 +2471,15 @@
           <w:sz w:val="32"/>
           <w:szCs w:val="32"/>
         </w:rPr>
+        <w:t>10441344</w:t>
+      </w:r>
+      <w:r>
+        <w:rPr>
+          <w:b/>
+          <w:bCs/>
+          <w:sz w:val="32"/>
+          <w:szCs w:val="32"/>
+        </w:rPr>
         <w:t>) – Booking &amp; Authentication System</w:t>
       </w:r>
     </w:p>
@@ -2537,6 +2598,7 @@
           <w:szCs w:val="32"/>
         </w:rPr>
       </w:pPr>
+      <w:proofErr w:type="spellStart"/>
       <w:r>
         <w:rPr>
           <w:b/>
@@ -2544,7 +2606,17 @@
           <w:sz w:val="32"/>
           <w:szCs w:val="32"/>
         </w:rPr>
-        <w:t>Zario Di Paolo (ST</w:t>
+        <w:t>Zario</w:t>
+      </w:r>
+      <w:proofErr w:type="spellEnd"/>
+      <w:r>
+        <w:rPr>
+          <w:b/>
+          <w:bCs/>
+          <w:sz w:val="32"/>
+          <w:szCs w:val="32"/>
+        </w:rPr>
+        <w:t xml:space="preserve"> Di Paolo (ST</w:t>
       </w:r>
       <w:r>
         <w:rPr>
@@ -2962,7 +3034,7 @@
           <w:noProof/>
         </w:rPr>
         <w:drawing>
-          <wp:inline distT="0" distB="0" distL="0" distR="0" wp14:anchorId="369EC7D5" wp14:editId="28AA8C4D">
+          <wp:inline distT="0" distB="0" distL="0" distR="0" wp14:anchorId="369EC7D5" wp14:editId="3136A641">
             <wp:extent cx="5731510" cy="3420745"/>
             <wp:effectExtent l="0" t="0" r="2540" b="8255"/>
             <wp:docPr id="1923067636" name="Picture 7"/>
@@ -3045,7 +3117,7 @@
         </w:rPr>
         <w:lastRenderedPageBreak/>
         <w:drawing>
-          <wp:inline distT="0" distB="0" distL="0" distR="0" wp14:anchorId="56C506B6" wp14:editId="4F486DD6">
+          <wp:inline distT="0" distB="0" distL="0" distR="0" wp14:anchorId="56C506B6" wp14:editId="2B212289">
             <wp:extent cx="5731510" cy="3523615"/>
             <wp:effectExtent l="0" t="0" r="2540" b="635"/>
             <wp:docPr id="544255376" name="Picture 8"/>
@@ -3224,7 +3296,7 @@
           <w:noProof/>
         </w:rPr>
         <w:drawing>
-          <wp:inline distT="0" distB="0" distL="0" distR="0" wp14:anchorId="178BE038" wp14:editId="4AA24BF2">
+          <wp:inline distT="0" distB="0" distL="0" distR="0" wp14:anchorId="178BE038" wp14:editId="53C7980E">
             <wp:extent cx="5731510" cy="2915920"/>
             <wp:effectExtent l="0" t="0" r="2540" b="0"/>
             <wp:docPr id="44317091" name="Picture 9"/>
@@ -3291,7 +3363,7 @@
           <w:noProof/>
         </w:rPr>
         <w:drawing>
-          <wp:inline distT="0" distB="0" distL="0" distR="0" wp14:anchorId="76195407" wp14:editId="6278AD6E">
+          <wp:inline distT="0" distB="0" distL="0" distR="0" wp14:anchorId="76195407" wp14:editId="779CC1E6">
             <wp:extent cx="5731510" cy="2965450"/>
             <wp:effectExtent l="0" t="0" r="2540" b="6350"/>
             <wp:docPr id="1813597566" name="Picture 10"/>
@@ -3533,7 +3605,7 @@
           <w:szCs w:val="32"/>
         </w:rPr>
         <w:drawing>
-          <wp:inline distT="0" distB="0" distL="0" distR="0" wp14:anchorId="383BC75D" wp14:editId="44288B66">
+          <wp:inline distT="0" distB="0" distL="0" distR="0" wp14:anchorId="383BC75D" wp14:editId="7B2FE623">
             <wp:extent cx="5731510" cy="3590925"/>
             <wp:effectExtent l="0" t="0" r="2540" b="9525"/>
             <wp:docPr id="1945249353" name="Picture 8"/>
@@ -3595,7 +3667,7 @@
           <w:noProof/>
         </w:rPr>
         <w:drawing>
-          <wp:inline distT="0" distB="0" distL="0" distR="0" wp14:anchorId="4D82F454" wp14:editId="4B8EE65E">
+          <wp:inline distT="0" distB="0" distL="0" distR="0" wp14:anchorId="4D82F454" wp14:editId="519C7B38">
             <wp:extent cx="5731510" cy="3636645"/>
             <wp:effectExtent l="0" t="0" r="2540" b="1905"/>
             <wp:docPr id="647852367" name="Picture 7"/>
@@ -3658,7 +3730,7 @@
         </w:rPr>
         <w:lastRenderedPageBreak/>
         <w:drawing>
-          <wp:inline distT="0" distB="0" distL="0" distR="0" wp14:anchorId="28C1DAAE" wp14:editId="081C950E">
+          <wp:inline distT="0" distB="0" distL="0" distR="0" wp14:anchorId="28C1DAAE" wp14:editId="0E7C4CD7">
             <wp:extent cx="5731510" cy="1670685"/>
             <wp:effectExtent l="0" t="0" r="2540" b="5715"/>
             <wp:docPr id="1124728562" name="Picture 9"/>
@@ -3720,7 +3792,7 @@
           <w:noProof/>
         </w:rPr>
         <w:drawing>
-          <wp:inline distT="0" distB="0" distL="0" distR="0" wp14:anchorId="215A483E" wp14:editId="4A4304D1">
+          <wp:inline distT="0" distB="0" distL="0" distR="0" wp14:anchorId="215A483E" wp14:editId="3DE17CC4">
             <wp:extent cx="5731510" cy="1670050"/>
             <wp:effectExtent l="0" t="0" r="2540" b="6350"/>
             <wp:docPr id="24892248" name="Picture 10"/>
@@ -4197,7 +4269,7 @@
           <w:noProof/>
         </w:rPr>
         <w:drawing>
-          <wp:inline distT="0" distB="0" distL="0" distR="0" wp14:anchorId="2761C07B" wp14:editId="399ABF02">
+          <wp:inline distT="0" distB="0" distL="0" distR="0" wp14:anchorId="2761C07B" wp14:editId="6B051AC9">
             <wp:extent cx="5731510" cy="2578100"/>
             <wp:effectExtent l="0" t="0" r="2540" b="0"/>
             <wp:docPr id="997135118" name="Picture 7"/>
@@ -4259,7 +4331,7 @@
           <w:noProof/>
         </w:rPr>
         <w:drawing>
-          <wp:inline distT="0" distB="0" distL="0" distR="0" wp14:anchorId="5B79C009" wp14:editId="6F62BA87">
+          <wp:inline distT="0" distB="0" distL="0" distR="0" wp14:anchorId="5B79C009" wp14:editId="305C9677">
             <wp:extent cx="5731510" cy="1889760"/>
             <wp:effectExtent l="0" t="0" r="2540" b="0"/>
             <wp:docPr id="933168936" name="Picture 8"/>
@@ -4384,7 +4456,7 @@
           <w:noProof/>
         </w:rPr>
         <w:drawing>
-          <wp:inline distT="0" distB="0" distL="0" distR="0" wp14:anchorId="29703368" wp14:editId="17749AC8">
+          <wp:inline distT="0" distB="0" distL="0" distR="0" wp14:anchorId="29703368" wp14:editId="58A7971A">
             <wp:extent cx="5731510" cy="2751455"/>
             <wp:effectExtent l="0" t="0" r="2540" b="0"/>
             <wp:docPr id="1987350683" name="Picture 10"/>
@@ -8412,6 +8484,7 @@
     <w:rsid w:val="006D44AE"/>
     <w:rsid w:val="007C0329"/>
     <w:rsid w:val="008171D7"/>
+    <w:rsid w:val="00840266"/>
     <w:rsid w:val="008613B0"/>
     <w:rsid w:val="00950556"/>
     <w:rsid w:val="009E413C"/>
@@ -8420,6 +8493,7 @@
     <w:rsid w:val="00C645EB"/>
     <w:rsid w:val="00E2520E"/>
     <w:rsid w:val="00EC7964"/>
+    <w:rsid w:val="00EC7C67"/>
     <w:rsid w:val="00F01194"/>
     <w:rsid w:val="00FF6AD1"/>
   </w:rsids>
